--- a/03 App/app/docs/standards/CS-011 Inventory, Storage & Transport.docx
+++ b/03 App/app/docs/standards/CS-011 Inventory, Storage & Transport.docx
@@ -119,7 +119,7 @@
               <w:rPr>
                 <w:sz w:val="19"/>
               </w:rPr>
-              <w:t>B</w:t>
+              <w:t>C</w:t>
             </w:r>
           </w:p>
         </w:tc>
@@ -177,7 +177,7 @@
               <w:rPr>
                 <w:sz w:val="19"/>
               </w:rPr>
-              <w:t>2026-07-28</w:t>
+              <w:t>2026-08-03</w:t>
             </w:r>
           </w:p>
         </w:tc>
@@ -578,6 +578,60 @@
                 <w:sz w:val="19"/>
               </w:rPr>
               <w:t>Added a reference to the app's Stock tab and noted its location field is freeform today, not a controlled vocabulary, so it doesn't yet enforce the storage map. Language pass.</w:t>
+            </w:r>
+          </w:p>
+        </w:tc>
+      </w:tr>
+      <w:tr>
+        <w:tc>
+          <w:tcPr>
+            <w:tcW w:type="dxa" w:w="2412"/>
+          </w:tcPr>
+          <w:p>
+            <w:r>
+              <w:rPr>
+                <w:sz w:val="19"/>
+              </w:rPr>
+              <w:t>C</w:t>
+            </w:r>
+          </w:p>
+        </w:tc>
+        <w:tc>
+          <w:tcPr>
+            <w:tcW w:type="dxa" w:w="2412"/>
+          </w:tcPr>
+          <w:p>
+            <w:r>
+              <w:rPr>
+                <w:sz w:val="19"/>
+              </w:rPr>
+              <w:t>2026-08-03</w:t>
+            </w:r>
+          </w:p>
+        </w:tc>
+        <w:tc>
+          <w:tcPr>
+            <w:tcW w:type="dxa" w:w="2412"/>
+          </w:tcPr>
+          <w:p>
+            <w:r>
+              <w:rPr>
+                <w:sz w:val="19"/>
+              </w:rPr>
+              <w:t>Claude</w:t>
+            </w:r>
+          </w:p>
+        </w:tc>
+        <w:tc>
+          <w:tcPr>
+            <w:tcW w:type="dxa" w:w="2412"/>
+          </w:tcPr>
+          <w:p>
+            <w:r>
+              <w:rPr>
+                <w:sz w:val="19"/>
+              </w:rPr>
+              <w:t>§7.3 storage map: locations become records with their own labels, so the location field is a controlled value rather than freeform text (CS-001 §7.10).</w:t>
             </w:r>
           </w:p>
         </w:tc>
@@ -1536,7 +1590,16 @@
         <w:t>Storage map (fill in real locations on first revision):</w:t>
       </w:r>
       <w:r>
-        <w:t xml:space="preserve"> molds → RFS storage container (never in front of the knaack/screw boxes); finished parts → Jacobs basement shelves (never the etch locker — 2026-04-20 agreement); cloth → dry sealed bin; chemicals → per §6; consumables → General Box at RFS. Board and offcuts also get logged in the app's Stock tab (R5), which is where real inventory now lives day to day. As of 2026-07-28 its location field is freeform text (placeholder: "e.g. rack A, top shelf"), not a controlled list, so it can't yet enforce the storage map above; type the real location string consistently until it can.</w:t>
+        <w:t xml:space="preserve"> molds → RFS storage container (never in front of the knaack/screw boxes); finished parts → Jacobs basement shelves (never the etch locker — 2026-04-20 agreement); cloth → dry sealed bin; chemicals → per §6; consumables → General Box at RFS. Board and offcuts also get logged in the app's Stock tab (R5), which is where real inventory now lives day to day. </w:t>
+      </w:r>
+      <w:r>
+        <w:rPr>
+          <w:b/>
+        </w:rPr>
+        <w:t>As of 2026-08-03 this is enforceable.</w:t>
+      </w:r>
+      <w:r>
+        <w:t xml:space="preserve"> Every shelf, bin and rack gets a storage record and a printed label on its front edge (CS-001 §7.10), and every mold, part and material lot points at one. Recording a move is: scan the object, tap Move, scan the shelf. So "where is the seat mold" is a lookup rather than a Slack ask, and the monthly walk below checks reality against a controlled value instead of against whatever string somebody typed.</w:t>
       </w:r>
     </w:p>
     <w:p>

--- a/03 App/app/docs/standards/CS-011 Inventory, Storage & Transport.docx
+++ b/03 App/app/docs/standards/CS-011 Inventory, Storage & Transport.docx
@@ -119,7 +119,7 @@
               <w:rPr>
                 <w:sz w:val="19"/>
               </w:rPr>
-              <w:t>C</w:t>
+              <w:t>D</w:t>
             </w:r>
           </w:p>
         </w:tc>
@@ -177,7 +177,7 @@
               <w:rPr>
                 <w:sz w:val="19"/>
               </w:rPr>
-              <w:t>2026-08-03</w:t>
+              <w:t>2026-08-28</w:t>
             </w:r>
           </w:p>
         </w:tc>
@@ -636,6 +636,60 @@
           </w:p>
         </w:tc>
       </w:tr>
+      <w:tr>
+        <w:tc>
+          <w:tcPr>
+            <w:tcW w:type="dxa" w:w="2412"/>
+          </w:tcPr>
+          <w:p>
+            <w:r>
+              <w:rPr>
+                <w:sz w:val="19"/>
+              </w:rPr>
+              <w:t>D</w:t>
+            </w:r>
+          </w:p>
+        </w:tc>
+        <w:tc>
+          <w:tcPr>
+            <w:tcW w:type="dxa" w:w="2412"/>
+          </w:tcPr>
+          <w:p>
+            <w:r>
+              <w:rPr>
+                <w:sz w:val="19"/>
+              </w:rPr>
+              <w:t>2026-08-28</w:t>
+            </w:r>
+          </w:p>
+        </w:tc>
+        <w:tc>
+          <w:tcPr>
+            <w:tcW w:type="dxa" w:w="2412"/>
+          </w:tcPr>
+          <w:p>
+            <w:r>
+              <w:rPr>
+                <w:sz w:val="19"/>
+              </w:rPr>
+              <w:t>Claude</w:t>
+            </w:r>
+          </w:p>
+        </w:tc>
+        <w:tc>
+          <w:tcPr>
+            <w:tcW w:type="dxa" w:w="2412"/>
+          </w:tcPr>
+          <w:p>
+            <w:r>
+              <w:rPr>
+                <w:sz w:val="19"/>
+              </w:rPr>
+              <w:t>Engineering pass (CS-000 Rev C conventions). §7 dropped its "(outline)" label and its five run-on items became titled subsections; the storage-map paragraph was split so the rule, the mechanism and the payoff read separately. No rule changed.</w:t>
+            </w:r>
+          </w:p>
+        </w:tc>
+      </w:tr>
     </w:tbl>
     <w:p/>
     <w:p>
@@ -953,7 +1007,7 @@
     </w:p>
     <w:p>
       <w:r>
-        <w:t>Min-stock (the level that triggers a reorder — sized so the order lands before stock-out at the supplier's lead time), stock walk, home location.</w:t>
+        <w:t>Min-stock (the level that triggers a reorder, sized so the order lands before stock-out at the supplier's lead time), stock walk, home location.</w:t>
       </w:r>
     </w:p>
     <w:p>
@@ -961,12 +1015,12 @@
         <w:pStyle w:val="Heading2"/>
       </w:pPr>
       <w:r>
-        <w:t>5. Equipment &amp; Materials — layup-blocker min-stock list (starting values; tune with usage data)</w:t>
+        <w:t>5. Equipment &amp; Materials: layup-blocker min-stock list (starting values; tune with usage data)</w:t>
       </w:r>
     </w:p>
     <w:p>
       <w:r>
-        <w:t>Sizing rule (§4): min stock = (burn rate × supplier lead time) + one job's worth. Worked examples for the three items that actually stop a layup — the rest of the table starts as one-job buffers, tuned with WO usage data:</w:t>
+        <w:t>Sizing rule (§4): min stock = (burn rate × supplier lead time) + one job's worth. Worked examples for the three items that actually stop a layup; the rest of the table starts as one-job buffers, tuned with WO usage data:</w:t>
       </w:r>
     </w:p>
     <w:p>
@@ -989,7 +1043,7 @@
         <w:t>alarm</w:t>
       </w:r>
       <w:r>
-        <w:t xml:space="preserve">, not the buffer — when the walk finds only the unopened kit, the order is already late, so trigger at </w:t>
+        <w:t xml:space="preserve">, not the buffer: when the walk finds only the unopened kit, the order is already late, so trigger at </w:t>
       </w:r>
       <w:r>
         <w:rPr>
@@ -1548,7 +1602,15 @@
         <w:pStyle w:val="Heading2"/>
       </w:pPr>
       <w:r>
-        <w:t>7. Procedure (outline)</w:t>
+        <w:t>7. Procedure</w:t>
+      </w:r>
+    </w:p>
+    <w:p>
+      <w:pPr>
+        <w:pStyle w:val="Heading3"/>
+      </w:pPr>
+      <w:r>
+        <w:t>7.1 Monthly stock walk</w:t>
       </w:r>
     </w:p>
     <w:p>
@@ -1556,13 +1618,7 @@
         <w:pStyle w:val="ListNumber"/>
       </w:pPr>
       <w:r>
-        <w:rPr>
-          <w:b/>
-        </w:rPr>
-        <w:t>Monthly stock walk (15 min, named owner — an IA/first-year is ideal):</w:t>
-      </w:r>
-      <w:r>
-        <w:t xml:space="preserve"> check §5 list against reality; anything at/below min goes to #purchasing the same day per CS-012.</w:t>
+        <w:t>15 minutes, named owner; an IA or first-year is the right owner, it is a good first responsibility.</w:t>
       </w:r>
     </w:p>
     <w:p>
@@ -1570,13 +1626,15 @@
         <w:pStyle w:val="ListNumber"/>
       </w:pPr>
       <w:r>
-        <w:rPr>
-          <w:b/>
-        </w:rPr>
-        <w:t>Order timing:</w:t>
+        <w:t>Check the §5 list against reality. Anything at or below min goes to #purchasing the same day, per CS-012.</w:t>
       </w:r>
+    </w:p>
+    <w:p>
+      <w:pPr>
+        <w:pStyle w:val="Heading3"/>
+      </w:pPr>
       <w:r>
-        <w:t xml:space="preserve"> Easy Composites ≥6 weeks before need (UK + customs, PP-02); one big fall order + one spring top-up beats four rushed baskets.</w:t>
+        <w:t>7.2 Order timing</w:t>
       </w:r>
     </w:p>
     <w:p>
@@ -1584,22 +1642,7 @@
         <w:pStyle w:val="ListNumber"/>
       </w:pPr>
       <w:r>
-        <w:rPr>
-          <w:b/>
-        </w:rPr>
-        <w:t>Storage map (fill in real locations on first revision):</w:t>
-      </w:r>
-      <w:r>
-        <w:t xml:space="preserve"> molds → RFS storage container (never in front of the knaack/screw boxes); finished parts → Jacobs basement shelves (never the etch locker — 2026-04-20 agreement); cloth → dry sealed bin; chemicals → per §6; consumables → General Box at RFS. Board and offcuts also get logged in the app's Stock tab (R5), which is where real inventory now lives day to day. </w:t>
-      </w:r>
-      <w:r>
-        <w:rPr>
-          <w:b/>
-        </w:rPr>
-        <w:t>As of 2026-08-03 this is enforceable.</w:t>
-      </w:r>
-      <w:r>
-        <w:t xml:space="preserve"> Every shelf, bin and rack gets a storage record and a printed label on its front edge (CS-001 §7.10), and every mold, part and material lot points at one. Recording a move is: scan the object, tap Move, scan the shelf. So "where is the seat mold" is a lookup rather than a Slack ask, and the monthly walk below checks reality against a controlled value instead of against whatever string somebody typed.</w:t>
+        <w:t>Easy Composites orders land ≥6 weeks before need (UK shipping plus customs, PP-02).</w:t>
       </w:r>
     </w:p>
     <w:p>
@@ -1607,13 +1650,15 @@
         <w:pStyle w:val="ListNumber"/>
       </w:pPr>
       <w:r>
-        <w:rPr>
-          <w:b/>
-        </w:rPr>
-        <w:t>Transport:</w:t>
+        <w:t>One big fall order plus one spring top-up beats four rushed baskets; the calendar is CS-012 §7.4.</w:t>
       </w:r>
+    </w:p>
+    <w:p>
+      <w:pPr>
+        <w:pStyle w:val="Heading3"/>
+      </w:pPr>
       <w:r>
-        <w:t xml:space="preserve"> molds over ~1 m² = two people + a vehicle that actually fits them (budget shows a U-Haul was needed in SN5 — plan it, don't discover it); parts travel padded and labeled.</w:t>
+        <w:t>7.3 Storage map</w:t>
       </w:r>
     </w:p>
     <w:p>
@@ -1621,13 +1666,71 @@
         <w:pStyle w:val="ListNumber"/>
       </w:pPr>
       <w:r>
-        <w:rPr>
-          <w:b/>
-        </w:rPr>
-        <w:t>Handoff:</w:t>
+        <w:t>Home locations (field-verify on first revision): molds → RFS storage container, never in front of the knaack or screw boxes; finished parts → Jacobs basement shelves, never the etch locker (2026-04-20 agreement); cloth → dry sealed bin; chemicals → per §6; consumables → General Box at RFS.</w:t>
       </w:r>
+    </w:p>
+    <w:p>
+      <w:pPr>
+        <w:pStyle w:val="ListNumber"/>
+      </w:pPr>
       <w:r>
-        <w:t xml:space="preserve"> at season end, the stock walk owner + lead produce a one-page "what we actually have" list for the incoming lead (the 6/15 handoff gap).</w:t>
+        <w:t>Board and offcuts are logged in the app's Stock tab (R5), which is where real inventory lives day to day.</w:t>
+      </w:r>
+    </w:p>
+    <w:p>
+      <w:pPr>
+        <w:pStyle w:val="ListNumber"/>
+      </w:pPr>
+      <w:r>
+        <w:t>Every shelf, bin and rack gets a storage record and a printed label on its front edge (CS-001 §7.10), and every mold, part and material lot points at one. Recording a move is: scan the object, tap Move, scan the shelf.</w:t>
+      </w:r>
+    </w:p>
+    <w:p>
+      <w:pPr>
+        <w:pStyle w:val="ListNumber"/>
+      </w:pPr>
+      <w:r>
+        <w:t>The payoff, enforceable since 2026-08-03: "where is the seat mold" is a lookup rather than a Slack ask, and the monthly walk checks reality against a controlled value instead of whatever string somebody typed.</w:t>
+      </w:r>
+    </w:p>
+    <w:p>
+      <w:pPr>
+        <w:pStyle w:val="Heading3"/>
+      </w:pPr>
+      <w:r>
+        <w:t>7.4 Transport</w:t>
+      </w:r>
+    </w:p>
+    <w:p>
+      <w:pPr>
+        <w:pStyle w:val="ListNumber"/>
+      </w:pPr>
+      <w:r>
+        <w:t>Molds over ~1 m²: two people, and a vehicle that actually fits them. The SN5 budget shows a U-Haul was needed; plan it, don't discover it.</w:t>
+      </w:r>
+    </w:p>
+    <w:p>
+      <w:pPr>
+        <w:pStyle w:val="ListNumber"/>
+      </w:pPr>
+      <w:r>
+        <w:t>Parts travel padded and labeled.</w:t>
+      </w:r>
+    </w:p>
+    <w:p>
+      <w:pPr>
+        <w:pStyle w:val="Heading3"/>
+      </w:pPr>
+      <w:r>
+        <w:t>7.5 Season handoff</w:t>
+      </w:r>
+    </w:p>
+    <w:p>
+      <w:pPr>
+        <w:pStyle w:val="ListNumber"/>
+      </w:pPr>
+      <w:r>
+        <w:t>At season end, the stock-walk owner and the lead produce a one-page "what we actually have" list for the incoming lead (the 6/15 handoff gap).</w:t>
       </w:r>
     </w:p>
     <w:p>
